--- a/docs/Cobertura_Testing_TrazoFino.docx
+++ b/docs/Cobertura_Testing_TrazoFino.docx
@@ -123,7 +123,7 @@
           <w:sz w:val="20"/>
           <w:szCs w:val="20"/>
         </w:rPr>
-        <w:t xml:space="preserve">Equipo: Isabel Cántaro · Valentine [completar apellido]</w:t>
+        <w:t xml:space="preserve">Equipo: Isabel Cántaro · Valentine Gaete</w:t>
       </w:r>
     </w:p>
     <w:p>
